--- a/docs/Team_20_Interim_Report.docx
+++ b/docs/Team_20_Interim_Report.docx
@@ -532,10 +532,28 @@
       </w:r>
     </w:p>
     <w:p>
+      <w:r>
+        <w:t xml:space="preserve">Before we started the implementation of the coding of our project, the team decided that we should establish the requirements </w:t>
+      </w:r>
+      <w:r>
+        <w:t>beforehand</w:t>
+      </w:r>
+      <w:r>
+        <w:t>. We decided have use case diagrams and user stories as our implement for this. The reason we chose these is so that we can show clearly what the Uni-days user should experience from their perspective. Furthermore, its use of abstraction makes it easier to show to our industry supervisors which can make sure that our expectation of the project aligns with theirs, therefore reducing the chance of miscommunication in the future. This proved beneficial as we we're able to showcase our requirements to our industry supervisors during a meeting where they understood and approved of them.</w:t>
+      </w:r>
+    </w:p>
+    <w:p/>
+    <w:p/>
+    <w:p/>
+    <w:p/>
+    <w:p/>
+    <w:p/>
+    <w:p>
       <w:pPr>
         <w:pStyle w:val="Heading3"/>
       </w:pPr>
       <w:r>
+        <w:lastRenderedPageBreak/>
         <w:t>Use Case Diagram</w:t>
       </w:r>
     </w:p>
@@ -874,6 +892,7 @@
       </w:pPr>
       <w:bookmarkStart w:id="6" w:name="_Ref183019257"/>
       <w:r>
+        <w:lastRenderedPageBreak/>
         <w:t xml:space="preserve">3.0 </w:t>
       </w:r>
       <w:r>
@@ -887,6 +906,369 @@
       </w:pPr>
       <w:r>
         <w:t>Front End Implementation</w:t>
+      </w:r>
+    </w:p>
+    <w:p>
+      <w:pPr>
+        <w:rPr>
+          <w:b/>
+          <w:bCs/>
+        </w:rPr>
+      </w:pPr>
+      <w:r>
+        <w:rPr>
+          <w:b/>
+          <w:bCs/>
+        </w:rPr>
+        <w:t>Design research</w:t>
+      </w:r>
+    </w:p>
+    <w:p>
+      <w:r>
+        <w:t xml:space="preserve">Our team decided to vote between Rubik, </w:t>
+      </w:r>
+      <w:proofErr w:type="spellStart"/>
+      <w:r>
+        <w:t>Gabarito</w:t>
+      </w:r>
+      <w:proofErr w:type="spellEnd"/>
+      <w:r>
+        <w:t xml:space="preserve"> and </w:t>
+      </w:r>
+      <w:proofErr w:type="spellStart"/>
+      <w:r>
+        <w:t>Afacad</w:t>
+      </w:r>
+      <w:proofErr w:type="spellEnd"/>
+      <w:r>
+        <w:t xml:space="preserve"> Flux as our main font for the project. The one that we chose was </w:t>
+      </w:r>
+      <w:proofErr w:type="spellStart"/>
+      <w:r>
+        <w:t>Gabarito</w:t>
+      </w:r>
+      <w:proofErr w:type="spellEnd"/>
+      <w:r>
+        <w:t xml:space="preserve"> as it was stylish and already similar to the font that </w:t>
+      </w:r>
+      <w:proofErr w:type="spellStart"/>
+      <w:r>
+        <w:t>UniDays</w:t>
+      </w:r>
+      <w:proofErr w:type="spellEnd"/>
+      <w:r>
+        <w:t xml:space="preserve"> uses on their website. We also decided the main colours that we should use for our page. The reason why we picked these colours is because they feature on the </w:t>
+      </w:r>
+      <w:proofErr w:type="spellStart"/>
+      <w:r>
+        <w:t>UniDays</w:t>
+      </w:r>
+      <w:proofErr w:type="spellEnd"/>
+      <w:r>
+        <w:t xml:space="preserve"> website so we thought that it would be quite synchronous with the website.</w:t>
+      </w:r>
+    </w:p>
+    <w:p/>
+    <w:p>
+      <w:pPr>
+        <w:rPr>
+          <w:b/>
+          <w:bCs/>
+        </w:rPr>
+      </w:pPr>
+      <w:r>
+        <w:rPr>
+          <w:b/>
+          <w:bCs/>
+        </w:rPr>
+        <w:t>Fonts and Colour Images</w:t>
+      </w:r>
+    </w:p>
+    <w:p>
+      <w:pPr>
+        <w:rPr>
+          <w:b/>
+          <w:bCs/>
+          <w:noProof/>
+        </w:rPr>
+      </w:pPr>
+    </w:p>
+    <w:p>
+      <w:pPr>
+        <w:jc w:val="center"/>
+        <w:rPr>
+          <w:b/>
+          <w:bCs/>
+        </w:rPr>
+      </w:pPr>
+      <w:r>
+        <w:rPr>
+          <w:b/>
+          <w:bCs/>
+          <w:noProof/>
+        </w:rPr>
+        <w:drawing>
+          <wp:inline distT="0" distB="0" distL="0" distR="0" wp14:anchorId="242E8A04" wp14:editId="59F28F60">
+            <wp:extent cx="4183380" cy="2665480"/>
+            <wp:effectExtent l="0" t="0" r="7620" b="1905"/>
+            <wp:docPr id="181447208" name="Picture 4" descr="A screenshot of a computer&#10;&#10;Description automatically generated"/>
+            <wp:cNvGraphicFramePr>
+              <a:graphicFrameLocks xmlns:a="http://schemas.openxmlformats.org/drawingml/2006/main" noChangeAspect="1"/>
+            </wp:cNvGraphicFramePr>
+            <a:graphic xmlns:a="http://schemas.openxmlformats.org/drawingml/2006/main">
+              <a:graphicData uri="http://schemas.openxmlformats.org/drawingml/2006/picture">
+                <pic:pic xmlns:pic="http://schemas.openxmlformats.org/drawingml/2006/picture">
+                  <pic:nvPicPr>
+                    <pic:cNvPr id="181447208" name="Picture 4" descr="A screenshot of a computer&#10;&#10;Description automatically generated"/>
+                    <pic:cNvPicPr/>
+                  </pic:nvPicPr>
+                  <pic:blipFill>
+                    <a:blip r:embed="rId7">
+                      <a:extLst>
+                        <a:ext uri="{28A0092B-C50C-407E-A947-70E740481C1C}">
+                          <a14:useLocalDpi xmlns:a14="http://schemas.microsoft.com/office/drawing/2010/main" val="0"/>
+                        </a:ext>
+                      </a:extLst>
+                    </a:blip>
+                    <a:stretch>
+                      <a:fillRect/>
+                    </a:stretch>
+                  </pic:blipFill>
+                  <pic:spPr>
+                    <a:xfrm>
+                      <a:off x="0" y="0"/>
+                      <a:ext cx="4215774" cy="2686120"/>
+                    </a:xfrm>
+                    <a:prstGeom prst="rect">
+                      <a:avLst/>
+                    </a:prstGeom>
+                  </pic:spPr>
+                </pic:pic>
+              </a:graphicData>
+            </a:graphic>
+          </wp:inline>
+        </w:drawing>
+      </w:r>
+      <w:r>
+        <w:rPr>
+          <w:b/>
+          <w:bCs/>
+          <w:noProof/>
+        </w:rPr>
+        <w:drawing>
+          <wp:inline distT="0" distB="0" distL="0" distR="0" wp14:anchorId="5A04D60C" wp14:editId="06477CC0">
+            <wp:extent cx="3667483" cy="3276600"/>
+            <wp:effectExtent l="0" t="0" r="9525" b="0"/>
+            <wp:docPr id="1541182209" name="Picture 3" descr="A screenshot of a black and white screen&#10;&#10;Description automatically generated"/>
+            <wp:cNvGraphicFramePr>
+              <a:graphicFrameLocks xmlns:a="http://schemas.openxmlformats.org/drawingml/2006/main" noChangeAspect="1"/>
+            </wp:cNvGraphicFramePr>
+            <a:graphic xmlns:a="http://schemas.openxmlformats.org/drawingml/2006/main">
+              <a:graphicData uri="http://schemas.openxmlformats.org/drawingml/2006/picture">
+                <pic:pic xmlns:pic="http://schemas.openxmlformats.org/drawingml/2006/picture">
+                  <pic:nvPicPr>
+                    <pic:cNvPr id="1541182209" name="Picture 3" descr="A screenshot of a black and white screen&#10;&#10;Description automatically generated"/>
+                    <pic:cNvPicPr/>
+                  </pic:nvPicPr>
+                  <pic:blipFill>
+                    <a:blip r:embed="rId8">
+                      <a:extLst>
+                        <a:ext uri="{28A0092B-C50C-407E-A947-70E740481C1C}">
+                          <a14:useLocalDpi xmlns:a14="http://schemas.microsoft.com/office/drawing/2010/main" val="0"/>
+                        </a:ext>
+                      </a:extLst>
+                    </a:blip>
+                    <a:stretch>
+                      <a:fillRect/>
+                    </a:stretch>
+                  </pic:blipFill>
+                  <pic:spPr>
+                    <a:xfrm>
+                      <a:off x="0" y="0"/>
+                      <a:ext cx="3682839" cy="3290320"/>
+                    </a:xfrm>
+                    <a:prstGeom prst="rect">
+                      <a:avLst/>
+                    </a:prstGeom>
+                  </pic:spPr>
+                </pic:pic>
+              </a:graphicData>
+            </a:graphic>
+          </wp:inline>
+        </w:drawing>
+      </w:r>
+    </w:p>
+    <w:p>
+      <w:pPr>
+        <w:rPr>
+          <w:b/>
+          <w:bCs/>
+        </w:rPr>
+      </w:pPr>
+      <w:r>
+        <w:rPr>
+          <w:b/>
+          <w:bCs/>
+        </w:rPr>
+        <w:lastRenderedPageBreak/>
+        <w:t xml:space="preserve">Figma Designs </w:t>
+      </w:r>
+    </w:p>
+    <w:p>
+      <w:r>
+        <w:t xml:space="preserve">We created some design mock-ups on </w:t>
+      </w:r>
+      <w:proofErr w:type="spellStart"/>
+      <w:r>
+        <w:t>figma</w:t>
+      </w:r>
+      <w:proofErr w:type="spellEnd"/>
+      <w:r>
+        <w:t xml:space="preserve"> of our frontend to flesh out some of our ideas and present them to the industry supervisors. When shown the designs, the supervisors were impressed by the professional nature and indicated that they would be a good starting point to begin initial development of the minimum viable product.</w:t>
+      </w:r>
+    </w:p>
+    <w:p>
+      <w:pPr>
+        <w:rPr>
+          <w:b/>
+          <w:bCs/>
+        </w:rPr>
+      </w:pPr>
+      <w:r>
+        <w:rPr>
+          <w:b/>
+          <w:bCs/>
+        </w:rPr>
+        <w:t>Login and Recapped Page</w:t>
+      </w:r>
+    </w:p>
+    <w:p>
+      <w:pPr>
+        <w:jc w:val="center"/>
+        <w:rPr>
+          <w:b/>
+          <w:bCs/>
+        </w:rPr>
+      </w:pPr>
+      <w:r>
+        <w:rPr>
+          <w:b/>
+          <w:bCs/>
+          <w:noProof/>
+        </w:rPr>
+        <w:drawing>
+          <wp:inline distT="0" distB="0" distL="0" distR="0" wp14:anchorId="3B84BD76" wp14:editId="74DB5AAD">
+            <wp:extent cx="6361879" cy="4998720"/>
+            <wp:effectExtent l="0" t="0" r="1270" b="0"/>
+            <wp:docPr id="691484608" name="Picture 5"/>
+            <wp:cNvGraphicFramePr>
+              <a:graphicFrameLocks xmlns:a="http://schemas.openxmlformats.org/drawingml/2006/main" noChangeAspect="1"/>
+            </wp:cNvGraphicFramePr>
+            <a:graphic xmlns:a="http://schemas.openxmlformats.org/drawingml/2006/main">
+              <a:graphicData uri="http://schemas.openxmlformats.org/drawingml/2006/picture">
+                <pic:pic xmlns:pic="http://schemas.openxmlformats.org/drawingml/2006/picture">
+                  <pic:nvPicPr>
+                    <pic:cNvPr id="691484608" name="Picture 691484608"/>
+                    <pic:cNvPicPr/>
+                  </pic:nvPicPr>
+                  <pic:blipFill>
+                    <a:blip r:embed="rId9" cstate="print">
+                      <a:extLst>
+                        <a:ext uri="{28A0092B-C50C-407E-A947-70E740481C1C}">
+                          <a14:useLocalDpi xmlns:a14="http://schemas.microsoft.com/office/drawing/2010/main" val="0"/>
+                        </a:ext>
+                      </a:extLst>
+                    </a:blip>
+                    <a:stretch>
+                      <a:fillRect/>
+                    </a:stretch>
+                  </pic:blipFill>
+                  <pic:spPr>
+                    <a:xfrm>
+                      <a:off x="0" y="0"/>
+                      <a:ext cx="6383393" cy="5015624"/>
+                    </a:xfrm>
+                    <a:prstGeom prst="rect">
+                      <a:avLst/>
+                    </a:prstGeom>
+                  </pic:spPr>
+                </pic:pic>
+              </a:graphicData>
+            </a:graphic>
+          </wp:inline>
+        </w:drawing>
+      </w:r>
+    </w:p>
+    <w:p>
+      <w:pPr>
+        <w:rPr>
+          <w:b/>
+          <w:bCs/>
+        </w:rPr>
+      </w:pPr>
+      <w:r>
+        <w:rPr>
+          <w:b/>
+          <w:bCs/>
+        </w:rPr>
+        <w:t>Recapped page demo</w:t>
+      </w:r>
+    </w:p>
+    <w:p>
+      <w:pPr>
+        <w:jc w:val="center"/>
+        <w:rPr>
+          <w:b/>
+          <w:bCs/>
+        </w:rPr>
+      </w:pPr>
+      <w:r>
+        <w:rPr>
+          <w:b/>
+          <w:bCs/>
+          <w:noProof/>
+        </w:rPr>
+        <w:drawing>
+          <wp:inline distT="0" distB="0" distL="0" distR="0" wp14:anchorId="0B133422" wp14:editId="41079AC3">
+            <wp:extent cx="4815840" cy="2040303"/>
+            <wp:effectExtent l="0" t="0" r="3810" b="0"/>
+            <wp:docPr id="312234352" name="Picture 6"/>
+            <wp:cNvGraphicFramePr>
+              <a:graphicFrameLocks xmlns:a="http://schemas.openxmlformats.org/drawingml/2006/main" noChangeAspect="1"/>
+            </wp:cNvGraphicFramePr>
+            <a:graphic xmlns:a="http://schemas.openxmlformats.org/drawingml/2006/main">
+              <a:graphicData uri="http://schemas.openxmlformats.org/drawingml/2006/picture">
+                <pic:pic xmlns:pic="http://schemas.openxmlformats.org/drawingml/2006/picture">
+                  <pic:nvPicPr>
+                    <pic:cNvPr id="312234352" name="Picture 312234352"/>
+                    <pic:cNvPicPr/>
+                  </pic:nvPicPr>
+                  <pic:blipFill>
+                    <a:blip r:embed="rId10" cstate="print">
+                      <a:extLst>
+                        <a:ext uri="{28A0092B-C50C-407E-A947-70E740481C1C}">
+                          <a14:useLocalDpi xmlns:a14="http://schemas.microsoft.com/office/drawing/2010/main" val="0"/>
+                        </a:ext>
+                      </a:extLst>
+                    </a:blip>
+                    <a:stretch>
+                      <a:fillRect/>
+                    </a:stretch>
+                  </pic:blipFill>
+                  <pic:spPr>
+                    <a:xfrm>
+                      <a:off x="0" y="0"/>
+                      <a:ext cx="4831768" cy="2047051"/>
+                    </a:xfrm>
+                    <a:prstGeom prst="rect">
+                      <a:avLst/>
+                    </a:prstGeom>
+                  </pic:spPr>
+                </pic:pic>
+              </a:graphicData>
+            </a:graphic>
+          </wp:inline>
+        </w:drawing>
       </w:r>
     </w:p>
     <w:p/>
@@ -1044,7 +1426,6 @@
         <w:rPr>
           <w:lang w:val="en-US"/>
         </w:rPr>
-        <w:lastRenderedPageBreak/>
         <w:t>Standup meetings – at regular intervals during the first and second weeks; to monitor progress and discuss any immediate roadblocks</w:t>
       </w:r>
     </w:p>
@@ -1261,6 +1642,7 @@
       </w:pPr>
       <w:bookmarkStart w:id="13" w:name="_Ref183019269"/>
       <w:r>
+        <w:lastRenderedPageBreak/>
         <w:t>6.0 Conclusion &amp; Summary</w:t>
       </w:r>
       <w:bookmarkEnd w:id="13"/>
